--- a/Volume 1/Chapter 02 - Language Fundamentals/SPA_Vol1_Ch2_Lesson2_16_Working_With_Network_Adapter_Information.docx
+++ b/Volume 1/Chapter 02 - Language Fundamentals/SPA_Vol1_Ch2_Lesson2_16_Working_With_Network_Adapter_Information.docx
@@ -907,10 +907,7 @@
         <w:keepNext/>
       </w:pPr>
       <w:r>
-        <w:t>Save each source and supporting file from this lesson into the matching path in the project layout. As in Chapter 1, notepad .\c\basic_network_adapters.c creates and opens one: choose Yes, type the file, save it with Ctrl+S, and close Notepad. Then install the TypeScript compiler for this project, and set up Python. Python's standard library cannot list adapters on every system, so the Python programs use psutil, a package. A virtual environment is a private copy of Python inside the project, here the .\pyt</w:t>
-      </w:r>
-      <w:r>
-        <w:t>hon\.venv folder, with packages of its own: py -m venv creates it, and nothing is installed for the whole computer. pip is Python's package installer; running it as that copy's own python.exe -m pip installs psutil into the virtual environment only. The == pins the version, so every learner gets the same package, and the Python programs run with .venv's Python, never py. Lesson 2.17 explains packages, virtual environments, and pip in full.</w:t>
+        <w:t>Next, let the tools create each project's settings file. Remember, -o names the project folder; you replace the starter Program.cs with this lesson's code in the C# section. Remember, go.mod makes the folder a module; its go line shows the Go version you have installed.</w:t>
       </w:r>
     </w:p>
     <w:p>
@@ -924,7 +921,7 @@
         <w:keepNext/>
       </w:pPr>
       <w:r>
-        <w:t>npm --prefix .\typescript install --ignore-scripts --no-audit --no-fund</w:t>
+        <w:t>dotnet new console -o .\csharp\BasicNetworkAdapters</w:t>
       </w:r>
     </w:p>
     <w:p>
@@ -933,6 +930,305 @@
         <w:keepNext/>
       </w:pPr>
       <w:r>
+        <w:t>dotnet new console -o .\csharp\NetworkAdapters</w:t>
+      </w:r>
+    </w:p>
+    <w:p>
+      <w:pPr>
+        <w:pStyle w:val="CommandBlock"/>
+      </w:pPr>
+      <w:r>
+        <w:t>go -C .\go mod init example.com/networkadapters</w:t>
+      </w:r>
+    </w:p>
+    <w:p>
+      <w:pPr>
+        <w:keepNext/>
+      </w:pPr>
+    </w:p>
+    <w:p>
+      <w:pPr>
+        <w:keepNext/>
+      </w:pPr>
+      <w:r>
+        <w:t>Then make the TypeScript project's package.json. Remember, npm init -y, npm pkg, then npm install, inside .\typescript: Push-Location moves into it and Pop-Location moves back to lesson-2.16.</w:t>
+      </w:r>
+    </w:p>
+    <w:p>
+      <w:pPr>
+        <w:keepNext/>
+      </w:pPr>
+    </w:p>
+    <w:p>
+      <w:pPr>
+        <w:pStyle w:val="CommandBlock"/>
+        <w:keepNext/>
+      </w:pPr>
+      <w:r>
+        <w:t>Push-Location .\typescript</w:t>
+      </w:r>
+    </w:p>
+    <w:p>
+      <w:pPr>
+        <w:pStyle w:val="CommandBlock"/>
+        <w:keepNext/>
+      </w:pPr>
+      <w:r>
+        <w:t>npm init -y</w:t>
+      </w:r>
+    </w:p>
+    <w:p>
+      <w:pPr>
+        <w:pStyle w:val="CommandBlock"/>
+        <w:keepNext/>
+      </w:pPr>
+      <w:r>
+        <w:t>npm pkg set name=network-adapters-typescript type=module</w:t>
+      </w:r>
+    </w:p>
+    <w:p>
+      <w:pPr>
+        <w:pStyle w:val="CommandBlock"/>
+        <w:keepNext/>
+      </w:pPr>
+      <w:r>
+        <w:t>npm pkg set private=true --json</w:t>
+      </w:r>
+    </w:p>
+    <w:p>
+      <w:pPr>
+        <w:pStyle w:val="CommandBlock"/>
+        <w:keepNext/>
+      </w:pPr>
+      <w:r>
+        <w:t>npm pkg set "scripts.check=tsc --noEmit" "scripts.build=tsc --noEmitOnError"</w:t>
+      </w:r>
+    </w:p>
+    <w:p>
+      <w:pPr>
+        <w:pStyle w:val="CommandBlock"/>
+        <w:keepNext/>
+      </w:pPr>
+      <w:r>
+        <w:t>npm pkg delete version description main keywords author license scripts.test</w:t>
+      </w:r>
+    </w:p>
+    <w:p>
+      <w:pPr>
+        <w:pStyle w:val="CommandBlock"/>
+        <w:keepNext/>
+      </w:pPr>
+      <w:r>
+        <w:t>npm install --save-dev --save-exact typescript@7.0.2 @types/node@24.13.5 `</w:t>
+      </w:r>
+    </w:p>
+    <w:p>
+      <w:pPr>
+        <w:pStyle w:val="CommandBlock"/>
+        <w:keepNext/>
+      </w:pPr>
+      <w:r>
+        <w:t xml:space="preserve">    --ignore-scripts --no-audit --no-fund</w:t>
+      </w:r>
+    </w:p>
+    <w:p>
+      <w:pPr>
+        <w:pStyle w:val="CommandBlock"/>
+      </w:pPr>
+      <w:r>
+        <w:t>Pop-Location</w:t>
+      </w:r>
+    </w:p>
+    <w:p>
+      <w:pPr>
+        <w:keepNext/>
+      </w:pPr>
+    </w:p>
+    <w:p>
+      <w:r>
+        <w:t>Then type the TypeScript compiler settings. As in Chapter 1, notepad .\typescript\tsconfig.json creates and opens the file: choose Yes, type the file, save it with Ctrl+S, and close Notepad.</w:t>
+      </w:r>
+    </w:p>
+    <w:p>
+      <w:pPr>
+        <w:keepNext/>
+      </w:pPr>
+    </w:p>
+    <w:p>
+      <w:pPr>
+        <w:pStyle w:val="Heading3"/>
+      </w:pPr>
+      <w:r>
+        <w:t>typescript/tsconfig.json</w:t>
+      </w:r>
+    </w:p>
+    <w:p>
+      <w:pPr>
+        <w:pStyle w:val="SourceCode"/>
+        <w:keepNext/>
+      </w:pPr>
+      <w:r>
+        <w:t>{</w:t>
+      </w:r>
+    </w:p>
+    <w:p>
+      <w:pPr>
+        <w:pStyle w:val="SourceCode"/>
+        <w:keepNext/>
+      </w:pPr>
+      <w:r>
+        <w:t xml:space="preserve">  "compilerOptions": {</w:t>
+      </w:r>
+    </w:p>
+    <w:p>
+      <w:pPr>
+        <w:pStyle w:val="SourceCode"/>
+      </w:pPr>
+      <w:r>
+        <w:t xml:space="preserve">    "target": "ES2022",</w:t>
+      </w:r>
+    </w:p>
+    <w:p>
+      <w:pPr>
+        <w:pStyle w:val="SourceCode"/>
+      </w:pPr>
+      <w:r>
+        <w:t xml:space="preserve">    "module": "NodeNext",</w:t>
+      </w:r>
+    </w:p>
+    <w:p>
+      <w:pPr>
+        <w:pStyle w:val="SourceCode"/>
+      </w:pPr>
+      <w:r>
+        <w:t xml:space="preserve">    "moduleResolution": "NodeNext",</w:t>
+      </w:r>
+    </w:p>
+    <w:p>
+      <w:pPr>
+        <w:pStyle w:val="SourceCode"/>
+      </w:pPr>
+      <w:r>
+        <w:t xml:space="preserve">    "rootDir": "src",</w:t>
+      </w:r>
+    </w:p>
+    <w:p>
+      <w:pPr>
+        <w:pStyle w:val="SourceCode"/>
+      </w:pPr>
+      <w:r>
+        <w:t xml:space="preserve">    "outDir": "dist",</w:t>
+      </w:r>
+    </w:p>
+    <w:p>
+      <w:pPr>
+        <w:pStyle w:val="SourceCode"/>
+      </w:pPr>
+      <w:r>
+        <w:t xml:space="preserve">    "strict": true,</w:t>
+      </w:r>
+    </w:p>
+    <w:p>
+      <w:pPr>
+        <w:pStyle w:val="SourceCode"/>
+      </w:pPr>
+      <w:r>
+        <w:t xml:space="preserve">    "types": [</w:t>
+      </w:r>
+    </w:p>
+    <w:p>
+      <w:pPr>
+        <w:pStyle w:val="SourceCode"/>
+      </w:pPr>
+      <w:r>
+        <w:t xml:space="preserve">      "node"</w:t>
+      </w:r>
+    </w:p>
+    <w:p>
+      <w:pPr>
+        <w:pStyle w:val="SourceCode"/>
+      </w:pPr>
+      <w:r>
+        <w:t xml:space="preserve">    ],</w:t>
+      </w:r>
+    </w:p>
+    <w:p>
+      <w:pPr>
+        <w:pStyle w:val="SourceCode"/>
+      </w:pPr>
+      <w:r>
+        <w:t xml:space="preserve">    "moduleDetection": "force"</w:t>
+      </w:r>
+    </w:p>
+    <w:p>
+      <w:pPr>
+        <w:pStyle w:val="SourceCode"/>
+      </w:pPr>
+      <w:r>
+        <w:t xml:space="preserve">  },</w:t>
+      </w:r>
+    </w:p>
+    <w:p>
+      <w:pPr>
+        <w:pStyle w:val="SourceCode"/>
+      </w:pPr>
+      <w:r>
+        <w:t xml:space="preserve">  "include": [</w:t>
+      </w:r>
+    </w:p>
+    <w:p>
+      <w:pPr>
+        <w:pStyle w:val="SourceCode"/>
+        <w:keepNext/>
+      </w:pPr>
+      <w:r>
+        <w:t xml:space="preserve">    "src/**/*.ts"</w:t>
+      </w:r>
+    </w:p>
+    <w:p>
+      <w:pPr>
+        <w:pStyle w:val="SourceCode"/>
+        <w:keepNext/>
+      </w:pPr>
+      <w:r>
+        <w:t xml:space="preserve">  ]</w:t>
+      </w:r>
+    </w:p>
+    <w:p>
+      <w:pPr>
+        <w:pStyle w:val="SourceCode"/>
+      </w:pPr>
+      <w:r>
+        <w:t>}</w:t>
+      </w:r>
+    </w:p>
+    <w:p>
+      <w:pPr>
+        <w:keepNext/>
+      </w:pPr>
+    </w:p>
+    <w:p>
+      <w:pPr>
+        <w:keepNext/>
+      </w:pPr>
+      <w:r>
+        <w:t>Then set up Python. Python's standard library cannot list adapters on every system, so the Python programs use psutil, a package. A virtual environment is a private copy of Python inside the project, here the .\python\.venv folder, with packages of its own: py -m venv creates it, and nothing is installed for the whole computer. pip is Python's package installer; running it as that copy's own python.exe -m pip installs psutil into the virtual environment only. The == pins the version, so every learner gets t</w:t>
+      </w:r>
+      <w:r>
+        <w:t>he same package, and the Python programs run with .venv's Python, never py. Lesson 2.17 explains packages, virtual environments, and pip in full.</w:t>
+      </w:r>
+    </w:p>
+    <w:p>
+      <w:pPr>
+        <w:keepNext/>
+      </w:pPr>
+    </w:p>
+    <w:p>
+      <w:pPr>
+        <w:pStyle w:val="CommandBlock"/>
+        <w:keepNext/>
+      </w:pPr>
+      <w:r>
         <w:t>py -m venv .\python\.venv</w:t>
       </w:r>
     </w:p>
@@ -950,6 +1246,16 @@
       </w:pPr>
     </w:p>
     <w:p>
+      <w:r>
+        <w:t>You save each source file in its language's section below, as each is shown, the same way.</w:t>
+      </w:r>
+    </w:p>
+    <w:p>
+      <w:pPr>
+        <w:keepNext/>
+      </w:pPr>
+    </w:p>
+    <w:p>
       <w:pPr>
         <w:keepNext/>
       </w:pPr>
@@ -1020,7 +1326,7 @@
         <w:keepNext/>
       </w:pPr>
       <w:r>
-        <w:t>Save each source and supporting file into the matching path. As in Chapter 1, nano ./c/basic_network_adapters.c creates and opens one: type the file, then save and close it with Ctrl+O, Enter, then Ctrl+X. Then install the TypeScript compiler and psutil. On Ubuntu, python3 -m venv needs the python3-venv package first: sudo apt install python3-venv.</w:t>
+        <w:t>Then create the C#, Go, and TypeScript project files with the same commands as on Windows; cd moves into ./typescript for the npm lines, and cd .. moves back.</w:t>
       </w:r>
     </w:p>
     <w:p>
@@ -1034,7 +1340,7 @@
         <w:keepNext/>
       </w:pPr>
       <w:r>
-        <w:t>npm --prefix ./typescript install --ignore-scripts --no-audit --no-fund</w:t>
+        <w:t>dotnet new console -o ./csharp/BasicNetworkAdapters</w:t>
       </w:r>
     </w:p>
     <w:p>
@@ -1043,6 +1349,122 @@
         <w:keepNext/>
       </w:pPr>
       <w:r>
+        <w:t>dotnet new console -o ./csharp/NetworkAdapters</w:t>
+      </w:r>
+    </w:p>
+    <w:p>
+      <w:pPr>
+        <w:pStyle w:val="CommandBlock"/>
+        <w:keepNext/>
+      </w:pPr>
+      <w:r>
+        <w:t>go -C ./go mod init example.com/networkadapters</w:t>
+      </w:r>
+    </w:p>
+    <w:p>
+      <w:pPr>
+        <w:pStyle w:val="CommandBlock"/>
+        <w:keepNext/>
+      </w:pPr>
+      <w:r>
+        <w:t>cd ./typescript</w:t>
+      </w:r>
+    </w:p>
+    <w:p>
+      <w:pPr>
+        <w:pStyle w:val="CommandBlock"/>
+        <w:keepNext/>
+      </w:pPr>
+      <w:r>
+        <w:t>npm init -y</w:t>
+      </w:r>
+    </w:p>
+    <w:p>
+      <w:pPr>
+        <w:pStyle w:val="CommandBlock"/>
+        <w:keepNext/>
+      </w:pPr>
+      <w:r>
+        <w:t>npm pkg set name=network-adapters-typescript type=module</w:t>
+      </w:r>
+    </w:p>
+    <w:p>
+      <w:pPr>
+        <w:pStyle w:val="CommandBlock"/>
+        <w:keepNext/>
+      </w:pPr>
+      <w:r>
+        <w:t>npm pkg set private=true --json</w:t>
+      </w:r>
+    </w:p>
+    <w:p>
+      <w:pPr>
+        <w:pStyle w:val="CommandBlock"/>
+        <w:keepNext/>
+      </w:pPr>
+      <w:r>
+        <w:t>npm pkg set "scripts.check=tsc --noEmit" "scripts.build=tsc --noEmitOnError"</w:t>
+      </w:r>
+    </w:p>
+    <w:p>
+      <w:pPr>
+        <w:pStyle w:val="CommandBlock"/>
+        <w:keepNext/>
+      </w:pPr>
+      <w:r>
+        <w:t>npm pkg delete version description main keywords author license scripts.test</w:t>
+      </w:r>
+    </w:p>
+    <w:p>
+      <w:pPr>
+        <w:pStyle w:val="CommandBlock"/>
+        <w:keepNext/>
+      </w:pPr>
+      <w:r>
+        <w:t>npm install --save-dev --save-exact typescript@7.0.2 @types/node@24.13.5 \</w:t>
+      </w:r>
+    </w:p>
+    <w:p>
+      <w:pPr>
+        <w:pStyle w:val="CommandBlock"/>
+        <w:keepNext/>
+      </w:pPr>
+      <w:r>
+        <w:t xml:space="preserve">    --ignore-scripts --no-audit --no-fund</w:t>
+      </w:r>
+    </w:p>
+    <w:p>
+      <w:pPr>
+        <w:pStyle w:val="CommandBlock"/>
+      </w:pPr>
+      <w:r>
+        <w:t>cd ..</w:t>
+      </w:r>
+    </w:p>
+    <w:p>
+      <w:pPr>
+        <w:keepNext/>
+      </w:pPr>
+    </w:p>
+    <w:p>
+      <w:pPr>
+        <w:keepNext/>
+      </w:pPr>
+      <w:r>
+        <w:t>Type typescript/tsconfig.json exactly as shown in the Windows setup. Then install psutil. On Ubuntu, python3 -m venv needs the python3-venv package first: sudo apt install python3-venv.</w:t>
+      </w:r>
+    </w:p>
+    <w:p>
+      <w:pPr>
+        <w:keepNext/>
+      </w:pPr>
+    </w:p>
+    <w:p>
+      <w:pPr>
+        <w:pStyle w:val="CommandBlock"/>
+        <w:keepNext/>
+      </w:pPr>
+      <w:r>
         <w:t>python3 -m venv ./python/.venv</w:t>
       </w:r>
     </w:p>
@@ -1060,6 +1482,16 @@
       </w:pPr>
     </w:p>
     <w:p>
+      <w:r>
+        <w:t>You save each source file in its language's section below, as each is shown. As in Chapter 1, nano ./c/basic_network_adapters.c creates and opens one: type the file, then save and close it with Ctrl+O, Enter, then Ctrl+X.</w:t>
+      </w:r>
+    </w:p>
+    <w:p>
+      <w:pPr>
+        <w:keepNext/>
+      </w:pPr>
+    </w:p>
+    <w:p>
       <w:pPr>
         <w:keepNext/>
       </w:pPr>
@@ -33023,7 +33455,7 @@
     </w:p>
     <w:p>
       <w:r>
-        <w:t>These files are the same as in Lesson 2.15, except that the project names change and go.mod names this lesson's Go module, example.com/networkadapters. The read and repair scripts are in Read and Repair Scripts, in Project Setup.</w:t>
+        <w:t>These are the files the setup commands wrote, shown here so you can check yours. Your go line shows your own Go version, and the blank lines and the order of the package.json fields may differ. The read and repair scripts are in Read and Repair Scripts, in Project Setup.</w:t>
       </w:r>
     </w:p>
     <w:p>
@@ -33361,164 +33793,6 @@
       </w:pPr>
       <w:r>
         <w:t xml:space="preserve">  }</w:t>
-      </w:r>
-    </w:p>
-    <w:p>
-      <w:pPr>
-        <w:pStyle w:val="SourceCode"/>
-      </w:pPr>
-      <w:r>
-        <w:t>}</w:t>
-      </w:r>
-    </w:p>
-    <w:p>
-      <w:pPr>
-        <w:keepNext/>
-      </w:pPr>
-    </w:p>
-    <w:p>
-      <w:pPr>
-        <w:keepNext/>
-      </w:pPr>
-    </w:p>
-    <w:p>
-      <w:pPr>
-        <w:pStyle w:val="Heading2"/>
-      </w:pPr>
-      <w:r>
-        <w:t>typescript/tsconfig.json</w:t>
-      </w:r>
-    </w:p>
-    <w:p>
-      <w:pPr>
-        <w:pStyle w:val="SourceCode"/>
-        <w:keepNext/>
-      </w:pPr>
-      <w:r>
-        <w:t>{</w:t>
-      </w:r>
-    </w:p>
-    <w:p>
-      <w:pPr>
-        <w:pStyle w:val="SourceCode"/>
-        <w:keepNext/>
-      </w:pPr>
-      <w:r>
-        <w:t xml:space="preserve">  "compilerOptions": {</w:t>
-      </w:r>
-    </w:p>
-    <w:p>
-      <w:pPr>
-        <w:pStyle w:val="SourceCode"/>
-      </w:pPr>
-      <w:r>
-        <w:t xml:space="preserve">    "target": "ES2022",</w:t>
-      </w:r>
-    </w:p>
-    <w:p>
-      <w:pPr>
-        <w:pStyle w:val="SourceCode"/>
-      </w:pPr>
-      <w:r>
-        <w:t xml:space="preserve">    "module": "NodeNext",</w:t>
-      </w:r>
-    </w:p>
-    <w:p>
-      <w:pPr>
-        <w:pStyle w:val="SourceCode"/>
-      </w:pPr>
-      <w:r>
-        <w:t xml:space="preserve">    "moduleResolution": "NodeNext",</w:t>
-      </w:r>
-    </w:p>
-    <w:p>
-      <w:pPr>
-        <w:pStyle w:val="SourceCode"/>
-      </w:pPr>
-      <w:r>
-        <w:t xml:space="preserve">    "rootDir": "src",</w:t>
-      </w:r>
-    </w:p>
-    <w:p>
-      <w:pPr>
-        <w:pStyle w:val="SourceCode"/>
-      </w:pPr>
-      <w:r>
-        <w:t xml:space="preserve">    "outDir": "dist",</w:t>
-      </w:r>
-    </w:p>
-    <w:p>
-      <w:pPr>
-        <w:pStyle w:val="SourceCode"/>
-      </w:pPr>
-      <w:r>
-        <w:t xml:space="preserve">    "strict": true,</w:t>
-      </w:r>
-    </w:p>
-    <w:p>
-      <w:pPr>
-        <w:pStyle w:val="SourceCode"/>
-      </w:pPr>
-      <w:r>
-        <w:t xml:space="preserve">    "types": [</w:t>
-      </w:r>
-    </w:p>
-    <w:p>
-      <w:pPr>
-        <w:pStyle w:val="SourceCode"/>
-      </w:pPr>
-      <w:r>
-        <w:t xml:space="preserve">      "node"</w:t>
-      </w:r>
-    </w:p>
-    <w:p>
-      <w:pPr>
-        <w:pStyle w:val="SourceCode"/>
-      </w:pPr>
-      <w:r>
-        <w:t xml:space="preserve">    ],</w:t>
-      </w:r>
-    </w:p>
-    <w:p>
-      <w:pPr>
-        <w:pStyle w:val="SourceCode"/>
-      </w:pPr>
-      <w:r>
-        <w:t xml:space="preserve">    "moduleDetection": "force"</w:t>
-      </w:r>
-    </w:p>
-    <w:p>
-      <w:pPr>
-        <w:pStyle w:val="SourceCode"/>
-      </w:pPr>
-      <w:r>
-        <w:t xml:space="preserve">  },</w:t>
-      </w:r>
-    </w:p>
-    <w:p>
-      <w:pPr>
-        <w:pStyle w:val="SourceCode"/>
-      </w:pPr>
-      <w:r>
-        <w:t xml:space="preserve">  "include": [</w:t>
-      </w:r>
-    </w:p>
-    <w:p>
-      <w:pPr>
-        <w:pStyle w:val="SourceCode"/>
-        <w:keepNext/>
-      </w:pPr>
-      <w:r>
-        <w:t xml:space="preserve">    "src/**/*.ts"</w:t>
-      </w:r>
-    </w:p>
-    <w:p>
-      <w:pPr>
-        <w:pStyle w:val="SourceCode"/>
-        <w:keepNext/>
-      </w:pPr>
-      <w:r>
-        <w:t xml:space="preserve">  ]</w:t>
       </w:r>
     </w:p>
     <w:p>
@@ -34981,31 +35255,31 @@
       </w:rPr>
     </w:lvl>
   </w:abstractNum>
-  <w:num w:numId="1" w16cid:durableId="322856905">
+  <w:num w:numId="1" w16cid:durableId="1160855198">
     <w:abstractNumId w:val="8"/>
   </w:num>
-  <w:num w:numId="2" w16cid:durableId="1579704413">
+  <w:num w:numId="2" w16cid:durableId="354160777">
     <w:abstractNumId w:val="6"/>
   </w:num>
-  <w:num w:numId="3" w16cid:durableId="1773276527">
+  <w:num w:numId="3" w16cid:durableId="1586068270">
     <w:abstractNumId w:val="5"/>
   </w:num>
-  <w:num w:numId="4" w16cid:durableId="1307736357">
+  <w:num w:numId="4" w16cid:durableId="1016081492">
     <w:abstractNumId w:val="4"/>
   </w:num>
-  <w:num w:numId="5" w16cid:durableId="1125467777">
+  <w:num w:numId="5" w16cid:durableId="512034609">
     <w:abstractNumId w:val="7"/>
   </w:num>
-  <w:num w:numId="6" w16cid:durableId="1391347414">
+  <w:num w:numId="6" w16cid:durableId="1186596155">
     <w:abstractNumId w:val="3"/>
   </w:num>
-  <w:num w:numId="7" w16cid:durableId="675112030">
+  <w:num w:numId="7" w16cid:durableId="292558749">
     <w:abstractNumId w:val="2"/>
   </w:num>
-  <w:num w:numId="8" w16cid:durableId="1330450761">
+  <w:num w:numId="8" w16cid:durableId="557127746">
     <w:abstractNumId w:val="1"/>
   </w:num>
-  <w:num w:numId="9" w16cid:durableId="244386740">
+  <w:num w:numId="9" w16cid:durableId="229464719">
     <w:abstractNumId w:val="0"/>
   </w:num>
 </w:numbering>

--- a/Volume 1/Chapter 02 - Language Fundamentals/SPA_Vol1_Ch2_Lesson2_16_Working_With_Network_Adapter_Information.docx
+++ b/Volume 1/Chapter 02 - Language Fundamentals/SPA_Vol1_Ch2_Lesson2_16_Working_With_Network_Adapter_Information.docx
@@ -67,10 +67,7 @@
     </w:p>
     <w:p>
       <w:r>
-        <w:t>List the computer's real network adapters that are up, with each IPv4 address, its prefix length, and the adapter's MAC address, marking the loopback address, in C, C++, C#, Go, Python, and TypeScript. Then choose one adapter by name and, only when you type yes with administrator rights, let the Production-Minded program record its settings to a file, switch it from DHCP to the same values set by hand, verify the change, and, on a later run, switch it back to DHCP and verify that, with a ready-made repair s</w:t>
-      </w:r>
-      <w:r>
-        <w:t>cript for Windows, Linux, and macOS.</w:t>
+        <w:t>List the computer's real network adapters that are up, with each IPv4 address, its prefix length, and the adapter's MAC address, marking the loopback address, in C, C++, C#, Go, Python, and TypeScript. Then choose one adapter by name and, only when you type yes with administrator rights, let the Production-Minded program record its settings to a file, switch it from DHCP to the same values set by hand, verify the change, and, on a later run, switch it back to DHCP and verify that, with a ready-made repair script for Windows, Linux, and macOS.</w:t>
       </w:r>
     </w:p>
     <w:p>
@@ -98,10 +95,7 @@
     </w:p>
     <w:p>
       <w:r>
-        <w:t xml:space="preserve">Every networked tool starts by asking which adapters the computer has and which addresses they hold: an inventory report lists them, a support ticket starts with them, and a server's configuration names the adapter it listens on. Changing an adapter's address is also routine administration, and it is risky: a wrong value can cut the computer off the network, including the connection you are using to fix it. Recording the current settings first, and having a repair script ready before the change, turns that </w:t>
-      </w:r>
-      <w:r>
-        <w:t>risk into a step you can always undo.</w:t>
+        <w:t>Every networked tool starts by asking which adapters the computer has and which addresses they hold: an inventory report lists them, a support ticket starts with them, and a server's configuration names the adapter it listens on. Changing an adapter's address is also routine administration, and it is risky: a wrong value can cut the computer off the network, including the connection you are using to fix it. Recording the current settings first, and having a repair script ready before the change, turns that risk into a step you can always undo.</w:t>
       </w:r>
     </w:p>
     <w:p>
@@ -468,10 +462,7 @@
         <w:pStyle w:val="ListBullet"/>
       </w:pPr>
       <w:r>
-        <w:t xml:space="preserve">The Production-Minded version then prints the Change Plan for the adapter named in SELECTED_ADAPTER: its profile, address, gateway, DNS servers, and DHCP state, whether it is usable for the exercise, and the recovery path, and asks Type yes to make these settings static. Any answer except yes prints Plan only: nothing was changed. On yes, it checks administrator rights, records the settings in spa-network-record.txt, sets the same values by hand, and verifies them; a later run finds the record, asks again, </w:t>
-      </w:r>
-      <w:r>
-        <w:t>restores DHCP, verifies it, and removes the record.</w:t>
+        <w:t>The Production-Minded version then prints the Change Plan for the adapter named in SELECTED_ADAPTER: its profile, address, gateway, DNS servers, and DHCP state, whether it is usable for the exercise, and the recovery path, and asks Type yes to make these settings static. Any answer except yes prints Plan only: nothing was changed. On yes, it checks administrator rights, records the settings in spa-network-record.txt, sets the same values by hand, and verifies them; a later run finds the record, asks again, restores DHCP, verifies it, and removes the record.</w:t>
       </w:r>
     </w:p>
     <w:p>
@@ -1212,10 +1203,7 @@
         <w:keepNext/>
       </w:pPr>
       <w:r>
-        <w:t>Then set up Python. Python's standard library cannot list adapters on every system, so the Python programs use psutil, a package. A virtual environment is a private copy of Python inside the project, here the .\python\.venv folder, with packages of its own: py -m venv creates it, and nothing is installed for the whole computer. pip is Python's package installer; running it as that copy's own python.exe -m pip installs psutil into the virtual environment only. The == pins the version, so every learner gets t</w:t>
-      </w:r>
-      <w:r>
-        <w:t>he same package, and the Python programs run with .venv's Python, never py. Lesson 2.17 explains packages, virtual environments, and pip in full.</w:t>
+        <w:t>Then set up Python. Python's standard library cannot list adapters on every system, so the Python programs use psutil, a package. A virtual environment is a private copy of Python inside the project, here the .\python\.venv folder, with packages of its own: py -m venv creates it, and nothing is installed for the whole computer. pip is Python's package installer; running it as that copy's own python.exe -m pip installs psutil into the virtual environment only. The == pins the version, so every learner gets the same package, and the Python programs run with .venv's Python, never py. Lesson 2.17 explains packages, virtual environments, and pip in full.</w:t>
       </w:r>
     </w:p>
     <w:p>
@@ -1735,10 +1723,7 @@
         <w:keepNext/>
       </w:pPr>
       <w:r>
-        <w:t>Run this check before the change, after it, and after the restore. Type your adapter's exact name, from the program's list, in the first line. netsh interface ipv4 show config shows everything about it: DHCP enabled, the address, the prefix, the gateway, and the DNS servers. Get-NetRoute reads the default route, 0.0.0.0/0, which means every address with no closer route; its NextHop is the gateway. Test-Connection sends one ping to the gateway (address-level connectivity), Resolve-DnsName looks up a name (DN</w:t>
-      </w:r>
-      <w:r>
-        <w:t>S), and curl.exe --fail -4 -s -I asks a web server for its headers only, over IPv4 (an HTTP request): HTTP/1.1 200 OK means it answered, and --fail makes an error answer fail instead. If your computer also has IPv6 DNS servers, Resolve-DnsName may use them; the exercise changes only IPv4 settings.</w:t>
+        <w:t>Run this check before the change, after it, and after the restore. Type your adapter's exact name, from the program's list, in the first line. netsh interface ipv4 show config shows everything about it: DHCP enabled, the address, the prefix, the gateway, and the DNS servers. Get-NetRoute reads the default route, 0.0.0.0/0, which means every address with no closer route; its NextHop is the gateway. Test-Connection sends one ping to the gateway (address-level connectivity), Resolve-DnsName looks up a name (DNS), and curl.exe --fail -4 -s -I asks a web server for its headers only, over IPv4 (an HTTP request): HTTP/1.1 200 OK means it answered, and --fail makes an error answer fail instead. If your computer also has IPv6 DNS servers, Resolve-DnsName may use them; the exercise changes only IPv4 settings.</w:t>
       </w:r>
     </w:p>
     <w:p>
@@ -2734,10 +2719,7 @@
     </w:p>
     <w:p>
       <w:r>
-        <w:t>Read the repair script for your system before you change anything. Each one finds the record file in the lesson folder, next to its own recovery folder, refuses unless the record says DHCP was on before the change, and returns the adapter to DHCP, for its address, gateway, and DNS servers, then shows the result. It works from the file alone, so it still works if a program stopped halfway or the terminal was closed: open a new one as Administrator (or use sudo) and run it. Afterward, run the Production-Minde</w:t>
-      </w:r>
-      <w:r>
-        <w:t>d program once more and type yes: it verifies DHCP and removes the record.</w:t>
+        <w:t>Read the repair script for your system before you change anything. Each one finds the record file in the lesson folder, next to its own recovery folder, refuses unless the record says DHCP was on before the change, and returns the adapter to DHCP, for its address, gateway, and DNS servers, then shows the result. It works from the file alone, so it still works if a program stopped halfway or the terminal was closed: open a new one as Administrator (or use sudo) and run it. Afterward, run the Production-Minded program once more and type yes: it verifies DHCP and removes the record.</w:t>
       </w:r>
     </w:p>
     <w:p>
@@ -3671,10 +3653,7 @@
         <w:keepNext/>
       </w:pPr>
       <w:r>
-        <w:t>Open an Administrator PowerShell: in your PowerShell, run Start-Process powershell -Verb RunAs (or right-click Windows PowerShell and choose Run as administrator). Windows shows its User Account Control box, as in Lesson 1.1; check the Verified publisher reads Microsoft Windows and choose Yes. An Administrator PowerShell starts in C:\Windows\System32, so Set-Location first moves to the lesson folder in your course folder; if you created lesson-2.16 somewhere else, use that path. Run the program and type yes</w:t>
-      </w:r>
-      <w:r>
-        <w:t>. It writes the record, runs netsh interface ipv4 set address with source=static address= gateway=, and Set-DnsClientServerAddress, then reads the settings again, waiting up to 10 seconds for Windows to apply them: DHCP must be off, the address, gateway, and DNS servers the same, and the DNS source Static. The Wi-Fi reconnects, so the network may drop for a few seconds.</w:t>
+        <w:t>Open an Administrator PowerShell: in your PowerShell, run Start-Process powershell -Verb RunAs (or right-click Windows PowerShell and choose Run as administrator). Windows shows its User Account Control box, as in Lesson 1.1; check the Verified publisher reads Microsoft Windows and choose Yes. An Administrator PowerShell starts in C:\Windows\System32, so Set-Location first moves to the lesson folder in your course folder; if you created lesson-2.16 somewhere else, use that path. Run the program and type yes. It writes the record, runs netsh interface ipv4 set address with source=static address= gateway=, and Set-DnsClientServerAddress, then reads the settings again, waiting up to 10 seconds for Windows to apply them: DHCP must be off, the address, gateway, and DNS servers the same, and the DNS source Static. The Wi-Fi reconnects, so the network may drop for a few seconds.</w:t>
       </w:r>
     </w:p>
     <w:p>
@@ -3798,10 +3777,7 @@
         <w:keepNext/>
       </w:pPr>
       <w:r>
-        <w:t>In the same Administrator PowerShell, run the program again. It finds the record, so it prints the Restore Plan instead of the Change Plan. Type yes: it runs netsh with source=dhcp and Set-DnsClientServerAddress -ResetServerAddresses, checks that DHCP is on and the DNS servers come from DHCP again, and removes the record. If DHCP is already on, for example after the repair script or a run that stopped halfway, the program prints DHCP already on: resetting DNS only, skips netsh, and finishes the same checks.</w:t>
-      </w:r>
-      <w:r>
-        <w:t xml:space="preserve"> Then run the Connectivity Check once more: DHCP enabled: Yes, and every test works.</w:t>
+        <w:t>In the same Administrator PowerShell, run the program again. It finds the record, so it prints the Restore Plan instead of the Change Plan. Type yes: it runs netsh with source=dhcp and Set-DnsClientServerAddress -ResetServerAddresses, checks that DHCP is on and the DNS servers come from DHCP again, and removes the record. If DHCP is already on, for example after the repair script or a run that stopped halfway, the program prints DHCP already on: resetting DNS only, skips netsh, and finishes the same checks. Then run the Connectivity Check once more: DHCP enabled: Yes, and every test works.</w:t>
       </w:r>
     </w:p>
     <w:p>
@@ -4424,10 +4400,7 @@
     </w:p>
     <w:p>
       <w:r>
-        <w:t>Standard C has no functions for network adapters, so every fact comes from the operating system's own C functions. On Windows, GetAdaptersAddresses, from iphlpapi.h, fills an array with one record per adapter: its FriendlyName, its OperStatus, its PhysicalAddress (the MAC address), and a chain of its addresses, each with its OnLinkPrefixLength. On Linux and macOS, getifaddrs, from ifaddrs.h, builds a chain with one entry per address, each with the adapter's name, flags, address, and mask. On every system, i</w:t>
-      </w:r>
-      <w:r>
-        <w:t>net_ntop writes an address as text. The #ifdef lines from Lesson 2.12 pick the right set. On Windows, the build command ends with -liphlpapi -lws2_32: -l links a system library, here iphlpapi, which holds GetAdaptersAddresses, and ws2_32, which holds inet_ntop. Linux and macOS link theirs automatically.</w:t>
+        <w:t>Standard C has no functions for network adapters, so every fact comes from the operating system's own C functions. On Windows, GetAdaptersAddresses, from iphlpapi.h, fills an array with one record per adapter: its FriendlyName, its OperStatus, its PhysicalAddress (the MAC address), and a chain of its addresses, each with its OnLinkPrefixLength. On Linux and macOS, getifaddrs, from ifaddrs.h, builds a chain with one entry per address, each with the adapter's name, flags, address, and mask. On every system, inet_ntop writes an address as text. The #ifdef lines from Lesson 2.12 pick the right set. On Windows, the build command ends with -liphlpapi -lws2_32: -l links a system library, here iphlpapi, which holds GetAdaptersAddresses, and ws2_32, which holds inet_ntop. Linux and macOS link theirs automatically.</w:t>
       </w:r>
     </w:p>
     <w:p>
@@ -6105,13 +6078,7 @@
     </w:p>
     <w:p>
       <w:r>
-        <w:t>The production-minded version prints the same adapter lines and, as the Network Adapter Configuration Utility, can change the selected adapter itself. LOOPBACK_START, MAX_ADDRESSES, SELECTED_ADAPTER, and RECORD_FILE are named once; struct Adapter holds one address's record, and struct Settings one adapter's settings. read_adapters fills an array of records through add_adapter and returns how many, or -1 when the system refused or the array was full, the return-code style of Lesson 2.11. main reads every rec</w:t>
-      </w:r>
-      <w:r>
-        <w:t>ord before it prints anything, and on a failure prints one Error line and returns 1. After the count, main looks for the record file, spa-network-record.txt. With no record, change_network prints the Change Plan: read_settings runs the lesson's read command, .\network\read-settings.ps1 (./network/read-settings.sh on Linux), for SELECTED_ADAPTER, prints its settings, and checks that they are usable. It asks you to type yes, checks is_administrator, writes the record, and calls apply_static, then reads the se</w:t>
-      </w:r>
-      <w:r>
-        <w:t>ttings again to verify them. With a record, restore_network asks again, calls restore_dhcp, verifies that DHCP is on, and removes the record. Here, open_command (_popen on Windows, popen elsewhere) starts the read command and gives a FILE * that reads what it prints, and system runs each change command. A failure prints one Error line and ends with exit code 1.</w:t>
+        <w:t>The production-minded version prints the same adapter lines and, as the Network Adapter Configuration Utility, can change the selected adapter itself. LOOPBACK_START, MAX_ADDRESSES, SELECTED_ADAPTER, and RECORD_FILE are named once; struct Adapter holds one address's record, and struct Settings one adapter's settings. read_adapters fills an array of records through add_adapter and returns how many, or -1 when the system refused or the array was full, the return-code style of Lesson 2.11. main reads every record before it prints anything, and on a failure prints one Error line and returns 1. After the count, main looks for the record file, spa-network-record.txt. With no record, change_network prints the Change Plan: read_settings runs the lesson's read command, .\network\read-settings.ps1 (./network/read-settings.sh on Linux), for SELECTED_ADAPTER, prints its settings, and checks that they are usable. It asks you to type yes, checks is_administrator, writes the record, and calls apply_static, then reads the settings again to verify them. With a record, restore_network asks again, calls restore_dhcp, verifies that DHCP is on, and removes the record. Here, open_command (_popen on Windows, popen elsewhere) starts the read command and gives a FILE * that reads what it prints, and system runs each change command. A failure prints one Error line and ends with exit code 1.</w:t>
       </w:r>
     </w:p>
     <w:p>
@@ -10334,10 +10301,7 @@
         <w:keepNext/>
       </w:pPr>
       <w:r>
-        <w:t>Run the program once, and at the prompt type no, then press Enter. After it, $LASTEXITCODE (echo $? on Linux or macOS) prints the exit code it ended with: 0. Your screen must show the Basic version's lines, then the Change Plan. These lines come from a sample computer with one Wi-Fi adapter and the loopback adapter. Your screen shows one line for each IPv4 address of your own adapters that are up, with your own names, addresses, and MAC addresses, in the order your language lists them, and the count to matc</w:t>
-      </w:r>
-      <w:r>
-        <w:t>h. The Change Plan shows the sample's Wi-Fi settings; yours shows your own adapter's profile, address, gateway, and DNS servers.</w:t>
+        <w:t>Run the program once, and at the prompt type no, then press Enter. After it, $LASTEXITCODE (echo $? on Linux or macOS) prints the exit code it ended with: 0. Your screen must show the Basic version's lines, then the Change Plan. These lines come from a sample computer with one Wi-Fi adapter and the loopback adapter. Your screen shows one line for each IPv4 address of your own adapters that are up, with your own names, addresses, and MAC addresses, in the order your language lists them, and the count to match. The Change Plan shows the sample's Wi-Fi settings; yours shows your own adapter's profile, address, gateway, and DNS servers.</w:t>
       </w:r>
     </w:p>
     <w:p>
@@ -10638,10 +10602,7 @@
     </w:p>
     <w:p>
       <w:r>
-        <w:t>Both versions list the same adapters. The Basic version writes each step out in main and never changes anything. The Production-Minded version names the loopback rule once, keeps one record per address in a collection, and has read_adapters and add_adapter read every address before anything is printed, the way Lesson 2.11 taught; that collection is the piece the System Information Utility reuses. It is also the configuration utility: it changes the selected adapter only after you type yes with administrator</w:t>
-      </w:r>
-      <w:r>
-        <w:t xml:space="preserve"> rights, records the settings first, verifies the change, and restores DHCP from the record on a later run.</w:t>
+        <w:t>Both versions list the same adapters. The Basic version writes each step out in main and never changes anything. The Production-Minded version names the loopback rule once, keeps one record per address in a collection, and has read_adapters and add_adapter read every address before anything is printed, the way Lesson 2.11 taught; that collection is the piece the System Information Utility reuses. It is also the configuration utility: it changes the selected adapter only after you type yes with administrator rights, records the settings first, verifies the change, and restores DHCP from the record on a later run.</w:t>
       </w:r>
     </w:p>
     <w:p>
@@ -12409,13 +12370,7 @@
     </w:p>
     <w:p>
       <w:r>
-        <w:t>The production-minded version prints the same adapter lines and, as the Network Adapter Configuration Utility, can change the selected adapter itself. LOOPBACK_START is named once, and struct Adapter holds one address's record. addAdapter adds one record to the caller's vector, and readAdapters returns the vector, throwing a std::runtime_error when the system refuses. main reads everything inside one try block before it prints anything, and the catch prints one Error line and returns 1, as in Lesson 2.11. A</w:t>
-      </w:r>
-      <w:r>
-        <w:t xml:space="preserve">fter the count, main looks for the record file, spa-network-record.txt. With no record, changeNetwork prints the Change Plan: readSettings runs the lesson's read command, .\network\read-settings.ps1 (./network/read-settings.sh on Linux), for SELECTED_ADAPTER, prints its settings, and checks that they are usable. It asks you to type yes, checks isAdministrator, writes the record, and calls applyStatic, then reads the settings again to verify them. With a record, restoreNetwork asks again, calls restoreDhcp, </w:t>
-      </w:r>
-      <w:r>
-        <w:t>verifies that DHCP is on, and removes the record. Here, open_command (_popen on Windows, popen elsewhere) starts the read command and gives a FILE * that reads what it prints, and std::system runs each change command. A failure prints one Error line and ends with exit code 1.</w:t>
+        <w:t>The production-minded version prints the same adapter lines and, as the Network Adapter Configuration Utility, can change the selected adapter itself. LOOPBACK_START is named once, and struct Adapter holds one address's record. addAdapter adds one record to the caller's vector, and readAdapters returns the vector, throwing a std::runtime_error when the system refuses. main reads everything inside one try block before it prints anything, and the catch prints one Error line and returns 1, as in Lesson 2.11. After the count, main looks for the record file, spa-network-record.txt. With no record, changeNetwork prints the Change Plan: readSettings runs the lesson's read command, .\network\read-settings.ps1 (./network/read-settings.sh on Linux), for SELECTED_ADAPTER, prints its settings, and checks that they are usable. It asks you to type yes, checks isAdministrator, writes the record, and calls applyStatic, then reads the settings again to verify them. With a record, restoreNetwork asks again, calls restoreDhcp, verifies that DHCP is on, and removes the record. Here, open_command (_popen on Windows, popen elsewhere) starts the read command and gives a FILE * that reads what it prints, and std::system runs each change command. A failure prints one Error line and ends with exit code 1.</w:t>
       </w:r>
     </w:p>
     <w:p>
@@ -16236,10 +16191,7 @@
         <w:keepNext/>
       </w:pPr>
       <w:r>
-        <w:t>Run the program once, and at the prompt type no, then press Enter. After it, $LASTEXITCODE (echo $? on Linux or macOS) prints the exit code it ended with: 0. Your screen must show the Basic version's lines, then the Change Plan. These lines come from a sample computer with one Wi-Fi adapter and the loopback adapter. Your screen shows one line for each IPv4 address of your own adapters that are up, with your own names, addresses, and MAC addresses, in the order your language lists them, and the count to matc</w:t>
-      </w:r>
-      <w:r>
-        <w:t>h. The Change Plan shows the sample's Wi-Fi settings; yours shows your own adapter's profile, address, gateway, and DNS servers.</w:t>
+        <w:t>Run the program once, and at the prompt type no, then press Enter. After it, $LASTEXITCODE (echo $? on Linux or macOS) prints the exit code it ended with: 0. Your screen must show the Basic version's lines, then the Change Plan. These lines come from a sample computer with one Wi-Fi adapter and the loopback adapter. Your screen shows one line for each IPv4 address of your own adapters that are up, with your own names, addresses, and MAC addresses, in the order your language lists them, and the count to match. The Change Plan shows the sample's Wi-Fi settings; yours shows your own adapter's profile, address, gateway, and DNS servers.</w:t>
       </w:r>
     </w:p>
     <w:p>
@@ -16524,10 +16476,7 @@
     </w:p>
     <w:p>
       <w:r>
-        <w:t>Both versions list the same adapters. The Basic version writes each step out in main and never changes anything. The Production-Minded version names the loopback rule once, keeps one record per address in a collection, and has readAdapters and addAdapter read every address before anything is printed, the way Lesson 2.11 taught; that collection is the piece the System Information Utility reuses. It is also the configuration utility: it changes the selected adapter only after you type yes with administrator r</w:t>
-      </w:r>
-      <w:r>
-        <w:t>ights, records the settings first, verifies the change, and restores DHCP from the record on a later run.</w:t>
+        <w:t>Both versions list the same adapters. The Basic version writes each step out in main and never changes anything. The Production-Minded version names the loopback rule once, keeps one record per address in a collection, and has readAdapters and addAdapter read every address before anything is printed, the way Lesson 2.11 taught; that collection is the piece the System Information Utility reuses. It is also the configuration utility: it changes the selected adapter only after you type yes with administrator rights, records the settings first, verifies the change, and restores DHCP from the record on a later run.</w:t>
       </w:r>
     </w:p>
     <w:p>
@@ -17245,10 +17194,7 @@
         <w:keepNext/>
       </w:pPr>
       <w:r>
-        <w:t xml:space="preserve">dotnet build shows its progress first and ends with a line such as Build succeeded in 1.2s (your time differs); those lines are not part of the program's output. Your screen must show these lines, with the same spelling, spacing, and capitalization. These lines come from a sample computer with one Wi-Fi adapter and the loopback adapter. Your screen shows one line for each IPv4 address of your own adapters that are up, with your own names, addresses, and MAC addresses, in the order your language lists them, </w:t>
-      </w:r>
-      <w:r>
-        <w:t>and the count to match. Compare them with the Adapter Facts commands from Project Setup.</w:t>
+        <w:t>dotnet build shows its progress first and ends with a line such as Build succeeded in 1.2s (your time differs); those lines are not part of the program's output. Your screen must show these lines, with the same spelling, spacing, and capitalization. These lines come from a sample computer with one Wi-Fi adapter and the loopback adapter. Your screen shows one line for each IPv4 address of your own adapters that are up, with your own names, addresses, and MAC addresses, in the order your language lists them, and the count to match. Compare them with the Adapter Facts commands from Project Setup.</w:t>
       </w:r>
     </w:p>
     <w:p>
@@ -17372,13 +17318,7 @@
     </w:p>
     <w:p>
       <w:r>
-        <w:t>The production-minded version prints the same adapter lines and, as the Network Adapter Configuration Utility, can change the selected adapter itself. LoopbackStart is named once, and the Adapter class holds one address's record. AddAdapter adds one record to the caller's list, and ReadAdapters returns the list. Main reads everything inside one try block before it prints anything, so a refused lookup throws, and the catch prints one Error line and returns 1, as in Lesson 2.11. After the count, main looks fo</w:t>
-      </w:r>
-      <w:r>
-        <w:t>r the record file, spa-network-record.txt. With no record, ChangeNetwork prints the Change Plan: ReadSettings runs the lesson's read command, .\network\read-settings.ps1 (./network/read-settings.sh on Linux), for SELECTED_ADAPTER, prints its settings, and checks that they are usable. It asks you to type yes, checks Environment.IsPrivilegedProcess, writes the record, and calls ApplyStatic, then reads the settings again to verify them. With a record, RestoreNetwork asks again, calls RestoreDhcp, verifies that</w:t>
-      </w:r>
-      <w:r>
-        <w:t xml:space="preserve"> DHCP is on, and removes the record. Here, RunCommand starts each command with Process and a ProcessStartInfo, and returns what it printed. A failure prints one Error line and ends with exit code 1.</w:t>
+        <w:t>The production-minded version prints the same adapter lines and, as the Network Adapter Configuration Utility, can change the selected adapter itself. LoopbackStart is named once, and the Adapter class holds one address's record. AddAdapter adds one record to the caller's list, and ReadAdapters returns the list. Main reads everything inside one try block before it prints anything, so a refused lookup throws, and the catch prints one Error line and returns 1, as in Lesson 2.11. After the count, main looks for the record file, spa-network-record.txt. With no record, ChangeNetwork prints the Change Plan: ReadSettings runs the lesson's read command, .\network\read-settings.ps1 (./network/read-settings.sh on Linux), for SELECTED_ADAPTER, prints its settings, and checks that they are usable. It asks you to type yes, checks Environment.IsPrivilegedProcess, writes the record, and calls ApplyStatic, then reads the settings again to verify them. With a record, RestoreNetwork asks again, calls RestoreDhcp, verifies that DHCP is on, and removes the record. Here, RunCommand starts each command with Process and a ProcessStartInfo, and returns what it printed. A failure prints one Error line and ends with exit code 1.</w:t>
       </w:r>
     </w:p>
     <w:p>
@@ -21152,10 +21092,7 @@
         <w:keepNext/>
       </w:pPr>
       <w:r>
-        <w:t>dotnet build shows its progress first and ends with a line such as Build succeeded in 1.2s (your time differs); those lines are not part of the program's output. Run the program once, and at the prompt type no, then press Enter. After it, $LASTEXITCODE (echo $? on Linux or macOS) prints the exit code it ended with: 0. Your screen must show the Basic version's lines, then the Change Plan. These lines come from a sample computer with one Wi-Fi adapter and the loopback adapter. Your screen shows one line for e</w:t>
-      </w:r>
-      <w:r>
-        <w:t>ach IPv4 address of your own adapters that are up, with your own names, addresses, and MAC addresses, in the order your language lists them, and the count to match. The Change Plan shows the sample's Wi-Fi settings; yours shows your own adapter's profile, address, gateway, and DNS servers.</w:t>
+        <w:t>dotnet build shows its progress first and ends with a line such as Build succeeded in 1.2s (your time differs); those lines are not part of the program's output. Run the program once, and at the prompt type no, then press Enter. After it, $LASTEXITCODE (echo $? on Linux or macOS) prints the exit code it ended with: 0. Your screen must show the Basic version's lines, then the Change Plan. These lines come from a sample computer with one Wi-Fi adapter and the loopback adapter. Your screen shows one line for each IPv4 address of your own adapters that are up, with your own names, addresses, and MAC addresses, in the order your language lists them, and the count to match. The Change Plan shows the sample's Wi-Fi settings; yours shows your own adapter's profile, address, gateway, and DNS servers.</w:t>
       </w:r>
     </w:p>
     <w:p>
@@ -21440,10 +21377,7 @@
     </w:p>
     <w:p>
       <w:r>
-        <w:t>Both versions list the same adapters. The Basic version writes each step out in Main and never changes anything. The Production-Minded version names the loopback rule once, keeps one record per address in a collection, and has ReadAdapters and AddAdapter read every address before anything is printed, the way Lesson 2.11 taught; that collection is the piece the System Information Utility reuses. It is also the configuration utility: it changes the selected adapter only after you type yes with administrator r</w:t>
-      </w:r>
-      <w:r>
-        <w:t>ights, records the settings first, verifies the change, and restores DHCP from the record on a later run.</w:t>
+        <w:t>Both versions list the same adapters. The Basic version writes each step out in Main and never changes anything. The Production-Minded version names the loopback rule once, keeps one record per address in a collection, and has ReadAdapters and AddAdapter read every address before anything is printed, the way Lesson 2.11 taught; that collection is the piece the System Information Utility reuses. It is also the configuration utility: it changes the selected adapter only after you type yes with administrator rights, records the settings first, verifies the change, and restores DHCP from the record on a later run.</w:t>
       </w:r>
     </w:p>
     <w:p>
@@ -22195,13 +22129,7 @@
     </w:p>
     <w:p>
       <w:r>
-        <w:t>The production-minded version prints the same adapter lines and, as the Network Adapter Configuration Utility, can change the selected adapter itself. loopbackStart is named once, and the adapter struct holds one address's record. addAdapter returns the slice with one more record, and readAdapters returns the slice and an error value. main checks the error before it prints anything and, on a failure, prints one Error line and ends with os.Exit(1), as in Lesson 2.11. After the count, main looks for the recor</w:t>
-      </w:r>
-      <w:r>
-        <w:t>d file, spa-network-record.txt. With no record, changeNetwork prints the Change Plan: readSettings runs the lesson's read command, .\network\read-settings.ps1 (./network/read-settings.sh on Linux), for SELECTED_ADAPTER, prints its settings, and checks that they are usable. It asks you to type yes, checks isAdministrator, writes the record, and calls applyStatic, then reads the settings again to verify them. With a record, restoreNetwork asks again, calls restoreDhcp, verifies that DHCP is on, and removes th</w:t>
-      </w:r>
-      <w:r>
-        <w:t>e record. Here, exec.Command names each command; Output runs it and returns what it printed, and Run runs it. A failure prints one Error line and ends with exit code 1.</w:t>
+        <w:t>The production-minded version prints the same adapter lines and, as the Network Adapter Configuration Utility, can change the selected adapter itself. loopbackStart is named once, and the adapter struct holds one address's record. addAdapter returns the slice with one more record, and readAdapters returns the slice and an error value. main checks the error before it prints anything and, on a failure, prints one Error line and ends with os.Exit(1), as in Lesson 2.11. After the count, main looks for the record file, spa-network-record.txt. With no record, changeNetwork prints the Change Plan: readSettings runs the lesson's read command, .\network\read-settings.ps1 (./network/read-settings.sh on Linux), for SELECTED_ADAPTER, prints its settings, and checks that they are usable. It asks you to type yes, checks isAdministrator, writes the record, and calls applyStatic, then reads the settings again to verify them. With a record, restoreNetwork asks again, calls restoreDhcp, verifies that DHCP is on, and removes the record. Here, exec.Command names each command; Output runs it and returns what it printed, and Run runs it. A failure prints one Error line and ends with exit code 1.</w:t>
       </w:r>
     </w:p>
     <w:p>
@@ -25397,10 +25325,7 @@
         <w:keepNext/>
       </w:pPr>
       <w:r>
-        <w:t>Run the program once, and at the prompt type no, then press Enter. After it, $LASTEXITCODE (echo $? on Linux or macOS) prints the exit code it ended with: 0. Your screen must show the Basic version's lines, then the Change Plan. These lines come from a sample computer with one Wi-Fi adapter and the loopback adapter. Your screen shows one line for each IPv4 address of your own adapters that are up, with your own names, addresses, and MAC addresses, in the order your language lists them, and the count to matc</w:t>
-      </w:r>
-      <w:r>
-        <w:t>h. The Change Plan shows the sample's Wi-Fi settings; yours shows your own adapter's profile, address, gateway, and DNS servers.</w:t>
+        <w:t>Run the program once, and at the prompt type no, then press Enter. After it, $LASTEXITCODE (echo $? on Linux or macOS) prints the exit code it ended with: 0. Your screen must show the Basic version's lines, then the Change Plan. These lines come from a sample computer with one Wi-Fi adapter and the loopback adapter. Your screen shows one line for each IPv4 address of your own adapters that are up, with your own names, addresses, and MAC addresses, in the order your language lists them, and the count to match. The Change Plan shows the sample's Wi-Fi settings; yours shows your own adapter's profile, address, gateway, and DNS servers.</w:t>
       </w:r>
     </w:p>
     <w:p>
@@ -25685,10 +25610,7 @@
     </w:p>
     <w:p>
       <w:r>
-        <w:t>Both versions list the same adapters. The Basic version writes each step out in main and never changes anything. The Production-Minded version names the loopback rule once, keeps one record per address in a collection, and has readAdapters and addAdapter read every address before anything is printed, the way Lesson 2.11 taught; that collection is the piece the System Information Utility reuses. It is also the configuration utility: it changes the selected adapter only after you type yes with administrator r</w:t>
-      </w:r>
-      <w:r>
-        <w:t>ights, records the settings first, verifies the change, and restores DHCP from the record on a later run.</w:t>
+        <w:t>Both versions list the same adapters. The Basic version writes each step out in main and never changes anything. The Production-Minded version names the loopback rule once, keeps one record per address in a collection, and has readAdapters and addAdapter read every address before anything is printed, the way Lesson 2.11 taught; that collection is the piece the System Information Utility reuses. It is also the configuration utility: it changes the selected adapter only after you type yes with administrator rights, records the settings first, verifies the change, and restores DHCP from the record on a later run.</w:t>
       </w:r>
     </w:p>
     <w:p>
@@ -25716,10 +25638,7 @@
     </w:p>
     <w:p>
       <w:r>
-        <w:t>Python's standard library has no way to list network adapters on every system, so the Python programs use psutil, a widely used package that reads them on Windows, Linux, and macOS. Project Setup installs it into the project's own virtual environment, the .\python\.venv folder: a private copy of Python with its own packages, so nothing is installed for the whole computer. That is why the programs run with .venv's Python instead of py. Project Setup explains the virtual environment; Volume 1, Chapter 4, Less</w:t>
-      </w:r>
-      <w:r>
-        <w:t>on 4.0: MySQL Setup uses one again. psutil.net_if_addrs maps each adapter's name to its addresses, and psutil.net_if_stats maps it to its state. ipaddress, from the standard library, turns an address and its mask into address/prefix.</w:t>
+        <w:t>Python's standard library has no way to list network adapters on every system, so the Python programs use psutil, a widely used package that reads them on Windows, Linux, and macOS. Project Setup installs it into the project's own virtual environment, the .\python\.venv folder: a private copy of Python with its own packages, so nothing is installed for the whole computer. That is why the programs run with .venv's Python instead of py. Project Setup explains the virtual environment; Volume 1, Chapter 4, Lesson 4.0: MySQL Setup uses one again. psutil.net_if_addrs maps each adapter's name to its addresses, and psutil.net_if_stats maps it to its state. ipaddress, from the standard library, turns an address and its mask into address/prefix.</w:t>
       </w:r>
     </w:p>
     <w:p>
@@ -26431,13 +26350,7 @@
     </w:p>
     <w:p>
       <w:r>
-        <w:t>The production-minded version prints the same adapter lines and, as the Network Adapter Configuration Utility, can change the selected adapter itself. LOOPBACK_START is named once, and the Adapter class holds one address's record. add_adapter adds one record to the caller's list, and read_adapters returns the list. main reads everything inside one try block before it prints anything, so a refused lookup raises an OSError, and the except prints one Error line and returns 1, as in Lesson 2.11. After the count</w:t>
-      </w:r>
-      <w:r>
-        <w:t>, main looks for the record file, spa-network-record.txt. With no record, change_network prints the Change Plan: read_settings runs the lesson's read command, .\network\read-settings.ps1 (./network/read-settings.sh on Linux), for SELECTED_ADAPTER, prints its settings, and checks that they are usable. It asks you to type yes, checks is_administrator, writes the record, and calls apply_static, then reads the settings again to verify them. With a record, restore_network asks again, calls restore_dhcp, verifies</w:t>
-      </w:r>
-      <w:r>
-        <w:t xml:space="preserve"> that DHCP is on, and removes the record. Here, subprocess.run runs each command, and capture_output=True hands back what it printed. A failure prints one Error line and ends with exit code 1.</w:t>
+        <w:t>The production-minded version prints the same adapter lines and, as the Network Adapter Configuration Utility, can change the selected adapter itself. LOOPBACK_START is named once, and the Adapter class holds one address's record. add_adapter adds one record to the caller's list, and read_adapters returns the list. main reads everything inside one try block before it prints anything, so a refused lookup raises an OSError, and the except prints one Error line and returns 1, as in Lesson 2.11. After the count, main looks for the record file, spa-network-record.txt. With no record, change_network prints the Change Plan: read_settings runs the lesson's read command, .\network\read-settings.ps1 (./network/read-settings.sh on Linux), for SELECTED_ADAPTER, prints its settings, and checks that they are usable. It asks you to type yes, checks is_administrator, writes the record, and calls apply_static, then reads the settings again to verify them. With a record, restore_network asks again, calls restore_dhcp, verifies that DHCP is on, and removes the record. Here, subprocess.run runs each command, and capture_output=True hands back what it printed. A failure prints one Error line and ends with exit code 1.</w:t>
       </w:r>
     </w:p>
     <w:p>
@@ -29044,10 +28957,7 @@
         <w:keepNext/>
       </w:pPr>
       <w:r>
-        <w:t>Run the program once, and at the prompt type no, then press Enter. After it, $LASTEXITCODE (echo $? on Linux or macOS) prints the exit code it ended with: 0. Your screen must show the Basic version's lines, then the Change Plan. These lines come from a sample computer with one Wi-Fi adapter and the loopback adapter. Your screen shows one line for each IPv4 address of your own adapters that are up, with your own names, addresses, and MAC addresses, in the order your language lists them, and the count to matc</w:t>
-      </w:r>
-      <w:r>
-        <w:t>h. The Change Plan shows the sample's Wi-Fi settings; yours shows your own adapter's profile, address, gateway, and DNS servers.</w:t>
+        <w:t>Run the program once, and at the prompt type no, then press Enter. After it, $LASTEXITCODE (echo $? on Linux or macOS) prints the exit code it ended with: 0. Your screen must show the Basic version's lines, then the Change Plan. These lines come from a sample computer with one Wi-Fi adapter and the loopback adapter. Your screen shows one line for each IPv4 address of your own adapters that are up, with your own names, addresses, and MAC addresses, in the order your language lists them, and the count to match. The Change Plan shows the sample's Wi-Fi settings; yours shows your own adapter's profile, address, gateway, and DNS servers.</w:t>
       </w:r>
     </w:p>
     <w:p>
@@ -29332,10 +29242,7 @@
     </w:p>
     <w:p>
       <w:r>
-        <w:t>Both versions list the same adapters. The Basic version writes each step out in main and never changes anything. The Production-Minded version names the loopback rule once, keeps one record per address in a collection, and has read_adapters and add_adapter read every address before anything is printed, the way Lesson 2.11 taught; that collection is the piece the System Information Utility reuses. It is also the configuration utility: it changes the selected adapter only after you type yes with administrator</w:t>
-      </w:r>
-      <w:r>
-        <w:t xml:space="preserve"> rights, records the settings first, verifies the change, and restores DHCP from the record on a later run.</w:t>
+        <w:t>Both versions list the same adapters. The Basic version writes each step out in main and never changes anything. The Production-Minded version names the loopback rule once, keeps one record per address in a collection, and has read_adapters and add_adapter read every address before anything is printed, the way Lesson 2.11 taught; that collection is the piece the System Information Utility reuses. It is also the configuration utility: it changes the selected adapter only after you type yes with administrator rights, records the settings first, verifies the change, and restores DHCP from the record on a later run.</w:t>
       </w:r>
     </w:p>
     <w:p>
@@ -29872,10 +29779,7 @@
         <w:keepNext/>
       </w:pPr>
       <w:r>
-        <w:t>The npm check and build steps print their own lines first; those are not part of the program's output. Your screen must show these lines, with the same spelling, spacing, and capitalization. These lines come from a sample computer with one Wi-Fi adapter and the loopback adapter. Your screen shows one line for each IPv4 address of your own adapters that are up, with your own names, addresses, and MAC addresses, in the order your language lists them, and the count to match. Compare them with the Adapter Facts</w:t>
-      </w:r>
-      <w:r>
-        <w:t xml:space="preserve"> commands from Project Setup.</w:t>
+        <w:t>The npm check and build steps print their own lines first; those are not part of the program's output. Your screen must show these lines, with the same spelling, spacing, and capitalization. These lines come from a sample computer with one Wi-Fi adapter and the loopback adapter. Your screen shows one line for each IPv4 address of your own adapters that are up, with your own names, addresses, and MAC addresses, in the order your language lists them, and the count to match. Compare them with the Adapter Facts commands from Project Setup.</w:t>
       </w:r>
     </w:p>
     <w:p>
@@ -29999,13 +29903,7 @@
     </w:p>
     <w:p>
       <w:r>
-        <w:t>The production-minded version prints the same adapter lines and, as the Network Adapter Configuration Utility, can change the selected adapter itself. loopbackStart is named once, and the Adapter class holds one address's record. addAdapter adds one record to the caller's array, and readAdapters returns the array. main reads everything inside one try block before it prints anything, so a refused lookup throws, and the catch prints one Error line and sets exit code 1, as in Lesson 2.11. After the count, main</w:t>
-      </w:r>
-      <w:r>
-        <w:t xml:space="preserve"> looks for the record file, spa-network-record.txt. With no record, changeNetwork prints the Change Plan: readSettings runs the lesson's read command, .\network\read-settings.ps1 (./network/read-settings.sh on Linux), for SELECTED_ADAPTER, prints its settings, and checks that they are usable. It asks you to type yes, checks isAdministrator, writes the record, and calls applyStatic, then reads the settings again to verify them. With a record, restoreNetwork asks again, calls restoreDhcp, verifies that DHCP i</w:t>
-      </w:r>
-      <w:r>
-        <w:t>s on, and removes the record. Here, execFileSync runs each command and returns what it printed; it throws when the command fails. A failure prints one Error line and ends with exit code 1.</w:t>
+        <w:t>The production-minded version prints the same adapter lines and, as the Network Adapter Configuration Utility, can change the selected adapter itself. loopbackStart is named once, and the Adapter class holds one address's record. addAdapter adds one record to the caller's array, and readAdapters returns the array. main reads everything inside one try block before it prints anything, so a refused lookup throws, and the catch prints one Error line and sets exit code 1, as in Lesson 2.11. After the count, main looks for the record file, spa-network-record.txt. With no record, changeNetwork prints the Change Plan: readSettings runs the lesson's read command, .\network\read-settings.ps1 (./network/read-settings.sh on Linux), for SELECTED_ADAPTER, prints its settings, and checks that they are usable. It asks you to type yes, checks isAdministrator, writes the record, and calls applyStatic, then reads the settings again to verify them. With a record, restoreNetwork asks again, calls restoreDhcp, verifies that DHCP is on, and removes the record. Here, execFileSync runs each command and returns what it printed; it throws when the command fails. A failure prints one Error line and ends with exit code 1.</w:t>
       </w:r>
     </w:p>
     <w:p>
@@ -33136,10 +33034,7 @@
         <w:keepNext/>
       </w:pPr>
       <w:r>
-        <w:t>The npm check and build steps print their own lines first; those are not part of the program's output. Run the program once, and at the prompt type no, then press Enter. After it, $LASTEXITCODE (echo $? on Linux or macOS) prints the exit code it ended with: 0. Your screen must show the Basic version's lines, then the Change Plan. These lines come from a sample computer with one Wi-Fi adapter and the loopback adapter. Your screen shows one line for each IPv4 address of your own adapters that are up, with you</w:t>
-      </w:r>
-      <w:r>
-        <w:t>r own names, addresses, and MAC addresses, in the order your language lists them, and the count to match. The Change Plan shows the sample's Wi-Fi settings; yours shows your own adapter's profile, address, gateway, and DNS servers.</w:t>
+        <w:t>The npm check and build steps print their own lines first; those are not part of the program's output. Run the program once, and at the prompt type no, then press Enter. After it, $LASTEXITCODE (echo $? on Linux or macOS) prints the exit code it ended with: 0. Your screen must show the Basic version's lines, then the Change Plan. These lines come from a sample computer with one Wi-Fi adapter and the loopback adapter. Your screen shows one line for each IPv4 address of your own adapters that are up, with your own names, addresses, and MAC addresses, in the order your language lists them, and the count to match. The Change Plan shows the sample's Wi-Fi settings; yours shows your own adapter's profile, address, gateway, and DNS servers.</w:t>
       </w:r>
     </w:p>
     <w:p>
@@ -33424,10 +33319,7 @@
     </w:p>
     <w:p>
       <w:r>
-        <w:t>Both versions list the same adapters. The Basic version writes each step out in main and never changes anything. The Production-Minded version names the loopback rule once, keeps one record per address in a collection, and has readAdapters and addAdapter read every address before anything is printed, the way Lesson 2.11 taught; that collection is the piece the System Information Utility reuses. It is also the configuration utility: it changes the selected adapter only after you type yes with administrator r</w:t>
-      </w:r>
-      <w:r>
-        <w:t>ights, records the settings first, verifies the change, and restores DHCP from the record on a later run.</w:t>
+        <w:t>Both versions list the same adapters. The Basic version writes each step out in main and never changes anything. The Production-Minded version names the loopback rule once, keeps one record per address in a collection, and has readAdapters and addAdapter read every address before anything is printed, the way Lesson 2.11 taught; that collection is the piece the System Information Utility reuses. It is also the configuration utility: it changes the selected adapter only after you type yes with administrator rights, records the settings first, verifies the change, and restores DHCP from the record on a later run.</w:t>
       </w:r>
     </w:p>
     <w:p>
@@ -34026,10 +33918,7 @@
         <w:keepNext/>
       </w:pPr>
       <w:r>
-        <w:t xml:space="preserve">The Production-Minded program shows these lines when you type no at its prompt, and ends with exit code 0; the Basic program shows only the lines up to the count. These lines come from a sample computer with one Wi-Fi adapter and the loopback adapter. Your screen shows one line for each IPv4 address of your own adapters that are up, with your own names, addresses, and MAC addresses, in the order your language lists them, and the count to match. The Change Plan shows the sample's Wi-Fi settings; yours shows </w:t>
-      </w:r>
-      <w:r>
-        <w:t>your own adapter's profile, address, gateway, and DNS servers.</w:t>
+        <w:t>The Production-Minded program shows these lines when you type no at its prompt, and ends with exit code 0; the Basic program shows only the lines up to the count. These lines come from a sample computer with one Wi-Fi adapter and the loopback adapter. Your screen shows one line for each IPv4 address of your own adapters that are up, with your own names, addresses, and MAC addresses, in the order your language lists them, and the count to match. The Change Plan shows the sample's Wi-Fi settings; yours shows your own adapter's profile, address, gateway, and DNS servers.</w:t>
       </w:r>
     </w:p>
     <w:p>
@@ -34292,10 +34181,7 @@
     </w:p>
     <w:p>
       <w:r>
-        <w:t>The System Information Utility reports facts about the machine. This lesson supplies its network-adapter summary: read_adapters (readAdapters, ReadAdapters) returns one Adapter record per IPv4 address of every adapter that is up, print_adapter (printAdapter, PrintAdapter) writes its line, and the count closes the section. Beside Lesson 2.14's environment summary and Lesson 2.15's host section, it completes every fact the utility prints, and the Production-Minded habit of reading everything before printing k</w:t>
-      </w:r>
-      <w:r>
-        <w:t>eeps the report whole. The configuration utility and the repair scripts finish the Chapter 2 change workflow of Lessons 2.13 to 2.16: record the original, confirm, change one thing, verify it, and restore it from the record.</w:t>
+        <w:t>The System Information Utility reports facts about the machine. This lesson supplies its network-adapter summary: read_adapters (readAdapters, ReadAdapters) returns one Adapter record per IPv4 address of every adapter that is up, print_adapter (printAdapter, PrintAdapter) writes its line, and the count closes the section. Beside Lesson 2.14's environment summary and Lesson 2.15's host section, it completes every fact the utility prints, and the Production-Minded habit of reading everything before printing keeps the report whole. The configuration utility and the repair scripts finish the Chapter 2 change workflow of Lessons 2.13 to 2.16: record the original, confirm, change one thing, verify it, and restore it from the record.</w:t>
       </w:r>
     </w:p>
     <w:p>
@@ -35066,10 +34952,7 @@
     </w:p>
     <w:p>
       <w:r>
-        <w:t>Every program in this lesson listed the computer's real network adapters that are up, with each IPv4 address, its prefix length, and the adapter's MAC address, and marked the loopback address, through each language's own tools, with Python borrowing psutil in its own virtual environment. The Production-Minded programs became the Network Adapter Configuration Utility: for one adapter named explicitly, they print the settings and the recovery path, change nothing without your yes and administrator rights, rec</w:t>
-      </w:r>
-      <w:r>
-        <w:t>ord the settings to a file, set the same values by hand with the system's own commands, verify them, and restore DHCP from the record on a later run, with a repair script for Windows, Linux, and macOS as the fallback. That completes the facts and the careful change workflow of Chapter 2, and the System Information Utility now brings them together.</w:t>
+        <w:t>Every program in this lesson listed the computer's real network adapters that are up, with each IPv4 address, its prefix length, and the adapter's MAC address, and marked the loopback address, through each language's own tools, with Python borrowing psutil in its own virtual environment. The Production-Minded programs became the Network Adapter Configuration Utility: for one adapter named explicitly, they print the settings and the recovery path, change nothing without your yes and administrator rights, record the settings to a file, set the same values by hand with the system's own commands, verify them, and restore DHCP from the record on a later run, with a repair script for Windows, Linux, and macOS as the fallback. That completes the facts and the careful change workflow of Chapter 2, and the System Information Utility now brings them together.</w:t>
       </w:r>
     </w:p>
     <w:sectPr>
